--- a/Documentos/Otro/Mejora 7.docx
+++ b/Documentos/Otro/Mejora 7.docx
@@ -4,6 +4,7 @@
   <w:body>
     <w:p>
       <w:pPr>
+        <w:spacing w:line="240" w:lineRule="auto"/>
         <w:rPr>
           <w:b/>
           <w:bCs/>
@@ -1389,13 +1390,7 @@
                               <w:rPr>
                                 <w:lang w:val="es-ES"/>
                               </w:rPr>
-                              <w:t xml:space="preserve">andelaria </w:t>
-                            </w:r>
-                            <w:r>
-                              <w:rPr>
-                                <w:lang w:val="es-ES"/>
-                              </w:rPr>
-                              <w:t xml:space="preserve"> </w:t>
+                              <w:t xml:space="preserve">andelaria  </w:t>
                             </w:r>
                             <w:r>
                               <w:rPr>
@@ -2200,13 +2195,7 @@
         </mc:AlternateContent>
       </w:r>
       <w:r>
-        <w:t xml:space="preserve">        </w:t>
-      </w:r>
-      <w:r>
-        <w:t xml:space="preserve">abreviado y completo </w:t>
-      </w:r>
-      <w:r>
-        <w:t xml:space="preserve">(S.I - </w:t>
+        <w:t xml:space="preserve">        abreviado y completo (S.I - </w:t>
       </w:r>
       <w:r>
         <w:t>Subintendente</w:t>
@@ -2280,13 +2269,7 @@
                               <w:rPr>
                                 <w:lang w:val="es-ES"/>
                               </w:rPr>
-                              <w:t>CARGO</w:t>
-                            </w:r>
-                            <w:r>
-                              <w:rPr>
-                                <w:lang w:val="es-ES"/>
-                              </w:rPr>
-                              <w:t xml:space="preserve"> </w:t>
+                              <w:t xml:space="preserve">CARGO </w:t>
                             </w:r>
                           </w:p>
                         </w:txbxContent>
@@ -2517,13 +2500,7 @@
                               <w:rPr>
                                 <w:lang w:val="es-ES"/>
                               </w:rPr>
-                              <w:t xml:space="preserve">Zona </w:t>
-                            </w:r>
-                            <w:r>
-                              <w:rPr>
-                                <w:lang w:val="es-ES"/>
-                              </w:rPr>
-                              <w:t xml:space="preserve"> </w:t>
+                              <w:t xml:space="preserve">Zona  </w:t>
                             </w:r>
                           </w:p>
                         </w:txbxContent>
@@ -2847,13 +2824,7 @@
                               <w:rPr>
                                 <w:lang w:val="es-ES"/>
                               </w:rPr>
-                              <w:t xml:space="preserve">CAI (si aplica) </w:t>
-                            </w:r>
-                            <w:r>
-                              <w:rPr>
-                                <w:lang w:val="es-ES"/>
-                              </w:rPr>
-                              <w:t xml:space="preserve"> </w:t>
+                              <w:t xml:space="preserve">CAI (si aplica)  </w:t>
                             </w:r>
                           </w:p>
                         </w:txbxContent>
@@ -10540,21 +10511,8 @@
     </w:p>
     <w:p>
       <w:pPr>
-        <w:rPr>
-          <w:rFonts w:cstheme="minorHAnsi"/>
-          <w:sz w:val="24"/>
-          <w:szCs w:val="24"/>
-        </w:rPr>
-      </w:pPr>
-    </w:p>
-    <w:p>
-      <w:pPr>
         <w:jc w:val="both"/>
       </w:pPr>
-      <w:r>
-        <w:lastRenderedPageBreak/>
-        <w:t xml:space="preserve"> </w:t>
-      </w:r>
     </w:p>
     <w:sectPr>
       <w:pgSz w:w="12240" w:h="15840"/>
